--- a/docs/Fundamentacion de diseño.docx
+++ b/docs/Fundamentacion de diseño.docx
@@ -5,7 +5,13 @@
     <w:sdt>
       <w:sdtPr>
         <w:rPr>
-          <w:lang w:val="es-ES"/>
+          <w:rFonts w:asciiTheme="minorHAnsi" w:eastAsiaTheme="minorHAnsi" w:hAnsiTheme="minorHAnsi" w:cstheme="minorBidi"/>
+          <w:color w:val="auto"/>
+          <w:kern w:val="2"/>
+          <w:sz w:val="24"/>
+          <w:szCs w:val="24"/>
+          <w:lang w:val="es-ES" w:eastAsia="en-US"/>
+          <w14:ligatures w14:val="standardContextual"/>
         </w:rPr>
         <w:id w:val="-721831507"/>
         <w:docPartObj>
@@ -15,15 +21,8 @@
       </w:sdtPr>
       <w:sdtEndPr>
         <w:rPr>
-          <w:rFonts w:asciiTheme="minorHAnsi" w:eastAsiaTheme="minorHAnsi" w:hAnsiTheme="minorHAnsi" w:cstheme="minorBidi"/>
           <w:b/>
           <w:bCs/>
-          <w:color w:val="auto"/>
-          <w:kern w:val="2"/>
-          <w:sz w:val="24"/>
-          <w:szCs w:val="24"/>
-          <w:lang w:eastAsia="en-US"/>
-          <w14:ligatures w14:val="standardContextual"/>
         </w:rPr>
       </w:sdtEndPr>
       <w:sdtContent>
@@ -2348,6 +2347,7 @@
         <w:t xml:space="preserve">. De esta manera se evita una solución basada en comparaciones de texto del tipo </w:t>
       </w:r>
       <w:proofErr w:type="spellStart"/>
+      <w:proofErr w:type="gramStart"/>
       <w:r>
         <w:rPr>
           <w:i/>
@@ -2364,6 +2364,7 @@
         <w:t>(</w:t>
       </w:r>
       <w:proofErr w:type="spellStart"/>
+      <w:proofErr w:type="gramEnd"/>
       <w:r>
         <w:rPr>
           <w:i/>
@@ -2959,10 +2960,12 @@
         <w:t xml:space="preserve">-plugin para generar un JAR ejecutable con clase principal </w:t>
       </w:r>
       <w:proofErr w:type="spellStart"/>
+      <w:proofErr w:type="gramStart"/>
       <w:r>
         <w:t>ecommerce.Main</w:t>
       </w:r>
       <w:proofErr w:type="spellEnd"/>
+      <w:proofErr w:type="gramEnd"/>
       <w:r>
         <w:t>. Esto facilita la entrega como proyecto ejecutable, además del código fuente.</w:t>
       </w:r>
@@ -3019,7 +3022,15 @@
     </w:p>
     <w:p>
       <w:r>
-        <w:t xml:space="preserve">La aplicación no se limita a CRUDs aislados, sino que integra los módulos mediante el flujo Cliente </w:t>
+        <w:t xml:space="preserve">La aplicación no se limita a </w:t>
+      </w:r>
+      <w:proofErr w:type="spellStart"/>
+      <w:r>
+        <w:t>CRUDs</w:t>
+      </w:r>
+      <w:proofErr w:type="spellEnd"/>
+      <w:r>
+        <w:t xml:space="preserve"> aislados, sino que integra los módulos mediante el flujo Cliente </w:t>
       </w:r>
       <w:r>
         <w:sym w:font="Wingdings" w:char="F0E0"/>
@@ -3031,15 +3042,7 @@
         <w:sym w:font="Wingdings" w:char="F0E0"/>
       </w:r>
       <w:r>
-        <w:t xml:space="preserve"> </w:t>
-      </w:r>
-      <w:proofErr w:type="spellStart"/>
-      <w:r>
-        <w:t>Checkout</w:t>
-      </w:r>
-      <w:proofErr w:type="spellEnd"/>
-      <w:r>
-        <w:t xml:space="preserve"> </w:t>
+        <w:t xml:space="preserve"> Checkout </w:t>
       </w:r>
       <w:r>
         <w:sym w:font="Wingdings" w:char="F0E0"/>
@@ -3079,8 +3082,12 @@
       </w:r>
     </w:p>
     <w:sectPr>
-      <w:headerReference w:type="default" r:id="rId8"/>
-      <w:footerReference w:type="default" r:id="rId9"/>
+      <w:headerReference w:type="even" r:id="rId8"/>
+      <w:headerReference w:type="default" r:id="rId9"/>
+      <w:footerReference w:type="even" r:id="rId10"/>
+      <w:footerReference w:type="default" r:id="rId11"/>
+      <w:headerReference w:type="first" r:id="rId12"/>
+      <w:footerReference w:type="first" r:id="rId13"/>
       <w:pgSz w:w="11906" w:h="16838"/>
       <w:pgMar w:top="1440" w:right="1440" w:bottom="1440" w:left="1440" w:header="708" w:footer="708" w:gutter="0"/>
       <w:cols w:space="708"/>
@@ -3116,6 +3123,16 @@
 </file>
 
 <file path=word/footer1.xml><?xml version="1.0" encoding="utf-8"?>
+<w:ftr xmlns:wpc="http://schemas.microsoft.com/office/word/2010/wordprocessingCanvas" xmlns:cx="http://schemas.microsoft.com/office/drawing/2014/chartex" xmlns:cx1="http://schemas.microsoft.com/office/drawing/2015/9/8/chartex" xmlns:cx2="http://schemas.microsoft.com/office/drawing/2015/10/21/chartex" xmlns:cx3="http://schemas.microsoft.com/office/drawing/2016/5/9/chartex" xmlns:cx4="http://schemas.microsoft.com/office/drawing/2016/5/10/chartex" xmlns:cx5="http://schemas.microsoft.com/office/drawing/2016/5/11/chartex" xmlns:cx6="http://schemas.microsoft.com/office/drawing/2016/5/12/chartex" xmlns:cx7="http://schemas.microsoft.com/office/drawing/2016/5/13/chartex" xmlns:cx8="http://schemas.microsoft.com/office/drawing/2016/5/14/chartex" xmlns:mc="http://schemas.openxmlformats.org/markup-compatibility/2006" xmlns:aink="http://schemas.microsoft.com/office/drawing/2016/ink" xmlns:am3d="http://schemas.microsoft.com/office/drawing/2017/model3d" xmlns:o="urn:schemas-microsoft-com:office:office" xmlns:oel="http://schemas.microsoft.com/office/2019/extlst" xmlns:r="http://schemas.openxmlformats.org/officeDocument/2006/relationships" xmlns:m="http://schemas.openxmlformats.org/officeDocument/2006/math" xmlns:v="urn:schemas-microsoft-com:vml" xmlns:wp14="http://schemas.microsoft.com/office/word/2010/wordprocessingDrawing" xmlns:wp="http://schemas.openxmlformats.org/drawingml/2006/wordprocessingDrawing" xmlns:w10="urn:schemas-microsoft-com:office:word" xmlns:w="http://schemas.openxmlformats.org/wordprocessingml/2006/main" xmlns:w14="http://schemas.microsoft.com/office/word/2010/wordml" xmlns:w15="http://schemas.microsoft.com/office/word/2012/wordml" xmlns:w16cex="http://schemas.microsoft.com/office/word/2018/wordml/cex" xmlns:w16cid="http://schemas.microsoft.com/office/word/2016/wordml/cid" xmlns:w16="http://schemas.microsoft.com/office/word/2018/wordml" xmlns:w16du="http://schemas.microsoft.com/office/word/2023/wordml/word16du" xmlns:w16sdtdh="http://schemas.microsoft.com/office/word/2020/wordml/sdtdatahash" xmlns:w16sdtfl="http://schemas.microsoft.com/office/word/2024/wordml/sdtformatlock" xmlns:w16se="http://schemas.microsoft.com/office/word/2015/wordml/symex" xmlns:wpg="http://schemas.microsoft.com/office/word/2010/wordprocessingGroup" xmlns:wpi="http://schemas.microsoft.com/office/word/2010/wordprocessingInk" xmlns:wne="http://schemas.microsoft.com/office/word/2006/wordml" xmlns:wps="http://schemas.microsoft.com/office/word/2010/wordprocessingShape" mc:Ignorable="w14 w15 w16se w16cid w16 w16cex w16sdtdh w16sdtfl w16du wp14">
+  <w:p>
+    <w:pPr>
+      <w:pStyle w:val="Piedepgina"/>
+    </w:pPr>
+  </w:p>
+</w:ftr>
+</file>
+
+<file path=word/footer2.xml><?xml version="1.0" encoding="utf-8"?>
 <w:ftr xmlns:wpc="http://schemas.microsoft.com/office/word/2010/wordprocessingCanvas" xmlns:cx="http://schemas.microsoft.com/office/drawing/2014/chartex" xmlns:cx1="http://schemas.microsoft.com/office/drawing/2015/9/8/chartex" xmlns:cx2="http://schemas.microsoft.com/office/drawing/2015/10/21/chartex" xmlns:cx3="http://schemas.microsoft.com/office/drawing/2016/5/9/chartex" xmlns:cx4="http://schemas.microsoft.com/office/drawing/2016/5/10/chartex" xmlns:cx5="http://schemas.microsoft.com/office/drawing/2016/5/11/chartex" xmlns:cx6="http://schemas.microsoft.com/office/drawing/2016/5/12/chartex" xmlns:cx7="http://schemas.microsoft.com/office/drawing/2016/5/13/chartex" xmlns:cx8="http://schemas.microsoft.com/office/drawing/2016/5/14/chartex" xmlns:mc="http://schemas.openxmlformats.org/markup-compatibility/2006" xmlns:aink="http://schemas.microsoft.com/office/drawing/2016/ink" xmlns:am3d="http://schemas.microsoft.com/office/drawing/2017/model3d" xmlns:o="urn:schemas-microsoft-com:office:office" xmlns:oel="http://schemas.microsoft.com/office/2019/extlst" xmlns:r="http://schemas.openxmlformats.org/officeDocument/2006/relationships" xmlns:m="http://schemas.openxmlformats.org/officeDocument/2006/math" xmlns:v="urn:schemas-microsoft-com:vml" xmlns:wp14="http://schemas.microsoft.com/office/word/2010/wordprocessingDrawing" xmlns:wp="http://schemas.openxmlformats.org/drawingml/2006/wordprocessingDrawing" xmlns:w10="urn:schemas-microsoft-com:office:word" xmlns:w="http://schemas.openxmlformats.org/wordprocessingml/2006/main" xmlns:w14="http://schemas.microsoft.com/office/word/2010/wordml" xmlns:w15="http://schemas.microsoft.com/office/word/2012/wordml" xmlns:w16cex="http://schemas.microsoft.com/office/word/2018/wordml/cex" xmlns:w16cid="http://schemas.microsoft.com/office/word/2016/wordml/cid" xmlns:w16="http://schemas.microsoft.com/office/word/2018/wordml" xmlns:w16du="http://schemas.microsoft.com/office/word/2023/wordml/word16du" xmlns:w16sdtdh="http://schemas.microsoft.com/office/word/2020/wordml/sdtdatahash" xmlns:w16sdtfl="http://schemas.microsoft.com/office/word/2024/wordml/sdtformatlock" xmlns:w16se="http://schemas.microsoft.com/office/word/2015/wordml/symex" xmlns:wpg="http://schemas.microsoft.com/office/word/2010/wordprocessingGroup" xmlns:wpi="http://schemas.microsoft.com/office/word/2010/wordprocessingInk" xmlns:wne="http://schemas.microsoft.com/office/word/2006/wordml" xmlns:wps="http://schemas.microsoft.com/office/word/2010/wordprocessingShape" mc:Ignorable="w14 w15 w16se w16cid w16 w16cex w16sdtdh w16sdtfl w16du wp14">
   <w:sdt>
     <w:sdtPr>
@@ -3237,6 +3254,16 @@
 </w:ftr>
 </file>
 
+<file path=word/footer3.xml><?xml version="1.0" encoding="utf-8"?>
+<w:ftr xmlns:wpc="http://schemas.microsoft.com/office/word/2010/wordprocessingCanvas" xmlns:cx="http://schemas.microsoft.com/office/drawing/2014/chartex" xmlns:cx1="http://schemas.microsoft.com/office/drawing/2015/9/8/chartex" xmlns:cx2="http://schemas.microsoft.com/office/drawing/2015/10/21/chartex" xmlns:cx3="http://schemas.microsoft.com/office/drawing/2016/5/9/chartex" xmlns:cx4="http://schemas.microsoft.com/office/drawing/2016/5/10/chartex" xmlns:cx5="http://schemas.microsoft.com/office/drawing/2016/5/11/chartex" xmlns:cx6="http://schemas.microsoft.com/office/drawing/2016/5/12/chartex" xmlns:cx7="http://schemas.microsoft.com/office/drawing/2016/5/13/chartex" xmlns:cx8="http://schemas.microsoft.com/office/drawing/2016/5/14/chartex" xmlns:mc="http://schemas.openxmlformats.org/markup-compatibility/2006" xmlns:aink="http://schemas.microsoft.com/office/drawing/2016/ink" xmlns:am3d="http://schemas.microsoft.com/office/drawing/2017/model3d" xmlns:o="urn:schemas-microsoft-com:office:office" xmlns:oel="http://schemas.microsoft.com/office/2019/extlst" xmlns:r="http://schemas.openxmlformats.org/officeDocument/2006/relationships" xmlns:m="http://schemas.openxmlformats.org/officeDocument/2006/math" xmlns:v="urn:schemas-microsoft-com:vml" xmlns:wp14="http://schemas.microsoft.com/office/word/2010/wordprocessingDrawing" xmlns:wp="http://schemas.openxmlformats.org/drawingml/2006/wordprocessingDrawing" xmlns:w10="urn:schemas-microsoft-com:office:word" xmlns:w="http://schemas.openxmlformats.org/wordprocessingml/2006/main" xmlns:w14="http://schemas.microsoft.com/office/word/2010/wordml" xmlns:w15="http://schemas.microsoft.com/office/word/2012/wordml" xmlns:w16cex="http://schemas.microsoft.com/office/word/2018/wordml/cex" xmlns:w16cid="http://schemas.microsoft.com/office/word/2016/wordml/cid" xmlns:w16="http://schemas.microsoft.com/office/word/2018/wordml" xmlns:w16du="http://schemas.microsoft.com/office/word/2023/wordml/word16du" xmlns:w16sdtdh="http://schemas.microsoft.com/office/word/2020/wordml/sdtdatahash" xmlns:w16sdtfl="http://schemas.microsoft.com/office/word/2024/wordml/sdtformatlock" xmlns:w16se="http://schemas.microsoft.com/office/word/2015/wordml/symex" xmlns:wpg="http://schemas.microsoft.com/office/word/2010/wordprocessingGroup" xmlns:wpi="http://schemas.microsoft.com/office/word/2010/wordprocessingInk" xmlns:wne="http://schemas.microsoft.com/office/word/2006/wordml" xmlns:wps="http://schemas.microsoft.com/office/word/2010/wordprocessingShape" mc:Ignorable="w14 w15 w16se w16cid w16 w16cex w16sdtdh w16sdtfl w16du wp14">
+  <w:p>
+    <w:pPr>
+      <w:pStyle w:val="Piedepgina"/>
+    </w:pPr>
+  </w:p>
+</w:ftr>
+</file>
+
 <file path=word/footnotes.xml><?xml version="1.0" encoding="utf-8"?>
 <w:footnotes xmlns:wpc="http://schemas.microsoft.com/office/word/2010/wordprocessingCanvas" xmlns:cx="http://schemas.microsoft.com/office/drawing/2014/chartex" xmlns:cx1="http://schemas.microsoft.com/office/drawing/2015/9/8/chartex" xmlns:cx2="http://schemas.microsoft.com/office/drawing/2015/10/21/chartex" xmlns:cx3="http://schemas.microsoft.com/office/drawing/2016/5/9/chartex" xmlns:cx4="http://schemas.microsoft.com/office/drawing/2016/5/10/chartex" xmlns:cx5="http://schemas.microsoft.com/office/drawing/2016/5/11/chartex" xmlns:cx6="http://schemas.microsoft.com/office/drawing/2016/5/12/chartex" xmlns:cx7="http://schemas.microsoft.com/office/drawing/2016/5/13/chartex" xmlns:cx8="http://schemas.microsoft.com/office/drawing/2016/5/14/chartex" xmlns:mc="http://schemas.openxmlformats.org/markup-compatibility/2006" xmlns:aink="http://schemas.microsoft.com/office/drawing/2016/ink" xmlns:am3d="http://schemas.microsoft.com/office/drawing/2017/model3d" xmlns:o="urn:schemas-microsoft-com:office:office" xmlns:oel="http://schemas.microsoft.com/office/2019/extlst" xmlns:r="http://schemas.openxmlformats.org/officeDocument/2006/relationships" xmlns:m="http://schemas.openxmlformats.org/officeDocument/2006/math" xmlns:v="urn:schemas-microsoft-com:vml" xmlns:wp14="http://schemas.microsoft.com/office/word/2010/wordprocessingDrawing" xmlns:wp="http://schemas.openxmlformats.org/drawingml/2006/wordprocessingDrawing" xmlns:w10="urn:schemas-microsoft-com:office:word" xmlns:w="http://schemas.openxmlformats.org/wordprocessingml/2006/main" xmlns:w14="http://schemas.microsoft.com/office/word/2010/wordml" xmlns:w15="http://schemas.microsoft.com/office/word/2012/wordml" xmlns:w16cex="http://schemas.microsoft.com/office/word/2018/wordml/cex" xmlns:w16cid="http://schemas.microsoft.com/office/word/2016/wordml/cid" xmlns:w16="http://schemas.microsoft.com/office/word/2018/wordml" xmlns:w16du="http://schemas.microsoft.com/office/word/2023/wordml/word16du" xmlns:w16sdtdh="http://schemas.microsoft.com/office/word/2020/wordml/sdtdatahash" xmlns:w16sdtfl="http://schemas.microsoft.com/office/word/2024/wordml/sdtformatlock" xmlns:w16se="http://schemas.microsoft.com/office/word/2015/wordml/symex" xmlns:wpg="http://schemas.microsoft.com/office/word/2010/wordprocessingGroup" xmlns:wpi="http://schemas.microsoft.com/office/word/2010/wordprocessingInk" xmlns:wne="http://schemas.microsoft.com/office/word/2006/wordml" xmlns:wps="http://schemas.microsoft.com/office/word/2010/wordprocessingShape" mc:Ignorable="w14 w15 w16se w16cid w16 w16cex w16sdtdh w16sdtfl w16du wp14">
   <w:footnote w:type="separator" w:id="-1">
@@ -3263,6 +3290,16 @@
 </file>
 
 <file path=word/header1.xml><?xml version="1.0" encoding="utf-8"?>
+<w:hdr xmlns:wpc="http://schemas.microsoft.com/office/word/2010/wordprocessingCanvas" xmlns:cx="http://schemas.microsoft.com/office/drawing/2014/chartex" xmlns:cx1="http://schemas.microsoft.com/office/drawing/2015/9/8/chartex" xmlns:cx2="http://schemas.microsoft.com/office/drawing/2015/10/21/chartex" xmlns:cx3="http://schemas.microsoft.com/office/drawing/2016/5/9/chartex" xmlns:cx4="http://schemas.microsoft.com/office/drawing/2016/5/10/chartex" xmlns:cx5="http://schemas.microsoft.com/office/drawing/2016/5/11/chartex" xmlns:cx6="http://schemas.microsoft.com/office/drawing/2016/5/12/chartex" xmlns:cx7="http://schemas.microsoft.com/office/drawing/2016/5/13/chartex" xmlns:cx8="http://schemas.microsoft.com/office/drawing/2016/5/14/chartex" xmlns:mc="http://schemas.openxmlformats.org/markup-compatibility/2006" xmlns:aink="http://schemas.microsoft.com/office/drawing/2016/ink" xmlns:am3d="http://schemas.microsoft.com/office/drawing/2017/model3d" xmlns:o="urn:schemas-microsoft-com:office:office" xmlns:oel="http://schemas.microsoft.com/office/2019/extlst" xmlns:r="http://schemas.openxmlformats.org/officeDocument/2006/relationships" xmlns:m="http://schemas.openxmlformats.org/officeDocument/2006/math" xmlns:v="urn:schemas-microsoft-com:vml" xmlns:wp14="http://schemas.microsoft.com/office/word/2010/wordprocessingDrawing" xmlns:wp="http://schemas.openxmlformats.org/drawingml/2006/wordprocessingDrawing" xmlns:w10="urn:schemas-microsoft-com:office:word" xmlns:w="http://schemas.openxmlformats.org/wordprocessingml/2006/main" xmlns:w14="http://schemas.microsoft.com/office/word/2010/wordml" xmlns:w15="http://schemas.microsoft.com/office/word/2012/wordml" xmlns:w16cex="http://schemas.microsoft.com/office/word/2018/wordml/cex" xmlns:w16cid="http://schemas.microsoft.com/office/word/2016/wordml/cid" xmlns:w16="http://schemas.microsoft.com/office/word/2018/wordml" xmlns:w16du="http://schemas.microsoft.com/office/word/2023/wordml/word16du" xmlns:w16sdtdh="http://schemas.microsoft.com/office/word/2020/wordml/sdtdatahash" xmlns:w16sdtfl="http://schemas.microsoft.com/office/word/2024/wordml/sdtformatlock" xmlns:w16se="http://schemas.microsoft.com/office/word/2015/wordml/symex" xmlns:wpg="http://schemas.microsoft.com/office/word/2010/wordprocessingGroup" xmlns:wpi="http://schemas.microsoft.com/office/word/2010/wordprocessingInk" xmlns:wne="http://schemas.microsoft.com/office/word/2006/wordml" xmlns:wps="http://schemas.microsoft.com/office/word/2010/wordprocessingShape" mc:Ignorable="w14 w15 w16se w16cid w16 w16cex w16sdtdh w16sdtfl w16du wp14">
+  <w:p>
+    <w:pPr>
+      <w:pStyle w:val="Encabezado"/>
+    </w:pPr>
+  </w:p>
+</w:hdr>
+</file>
+
+<file path=word/header2.xml><?xml version="1.0" encoding="utf-8"?>
 <w:hdr xmlns:wpc="http://schemas.microsoft.com/office/word/2010/wordprocessingCanvas" xmlns:cx="http://schemas.microsoft.com/office/drawing/2014/chartex" xmlns:cx1="http://schemas.microsoft.com/office/drawing/2015/9/8/chartex" xmlns:cx2="http://schemas.microsoft.com/office/drawing/2015/10/21/chartex" xmlns:cx3="http://schemas.microsoft.com/office/drawing/2016/5/9/chartex" xmlns:cx4="http://schemas.microsoft.com/office/drawing/2016/5/10/chartex" xmlns:cx5="http://schemas.microsoft.com/office/drawing/2016/5/11/chartex" xmlns:cx6="http://schemas.microsoft.com/office/drawing/2016/5/12/chartex" xmlns:cx7="http://schemas.microsoft.com/office/drawing/2016/5/13/chartex" xmlns:cx8="http://schemas.microsoft.com/office/drawing/2016/5/14/chartex" xmlns:mc="http://schemas.openxmlformats.org/markup-compatibility/2006" xmlns:aink="http://schemas.microsoft.com/office/drawing/2016/ink" xmlns:am3d="http://schemas.microsoft.com/office/drawing/2017/model3d" xmlns:o="urn:schemas-microsoft-com:office:office" xmlns:oel="http://schemas.microsoft.com/office/2019/extlst" xmlns:r="http://schemas.openxmlformats.org/officeDocument/2006/relationships" xmlns:m="http://schemas.openxmlformats.org/officeDocument/2006/math" xmlns:v="urn:schemas-microsoft-com:vml" xmlns:wp14="http://schemas.microsoft.com/office/word/2010/wordprocessingDrawing" xmlns:wp="http://schemas.openxmlformats.org/drawingml/2006/wordprocessingDrawing" xmlns:w10="urn:schemas-microsoft-com:office:word" xmlns:w="http://schemas.openxmlformats.org/wordprocessingml/2006/main" xmlns:w14="http://schemas.microsoft.com/office/word/2010/wordml" xmlns:w15="http://schemas.microsoft.com/office/word/2012/wordml" xmlns:w16cex="http://schemas.microsoft.com/office/word/2018/wordml/cex" xmlns:w16cid="http://schemas.microsoft.com/office/word/2016/wordml/cid" xmlns:w16="http://schemas.microsoft.com/office/word/2018/wordml" xmlns:w16du="http://schemas.microsoft.com/office/word/2023/wordml/word16du" xmlns:w16sdtdh="http://schemas.microsoft.com/office/word/2020/wordml/sdtdatahash" xmlns:w16sdtfl="http://schemas.microsoft.com/office/word/2024/wordml/sdtformatlock" xmlns:w16se="http://schemas.microsoft.com/office/word/2015/wordml/symex" xmlns:wpg="http://schemas.microsoft.com/office/word/2010/wordprocessingGroup" xmlns:wpi="http://schemas.microsoft.com/office/word/2010/wordprocessingInk" xmlns:wne="http://schemas.microsoft.com/office/word/2006/wordml" xmlns:wps="http://schemas.microsoft.com/office/word/2010/wordprocessingShape" mc:Ignorable="w14 w15 w16se w16cid w16 w16cex w16sdtdh w16sdtfl w16du wp14">
   <w:p>
     <w:pPr>
@@ -3292,6 +3329,19 @@
     <w:r>
       <w:t xml:space="preserve"> / Final Programación Avanzada</w:t>
     </w:r>
+    <w:r>
+      <w:t xml:space="preserve"> / Belgorodsky – Mato – Solis </w:t>
+    </w:r>
+  </w:p>
+</w:hdr>
+</file>
+
+<file path=word/header3.xml><?xml version="1.0" encoding="utf-8"?>
+<w:hdr xmlns:wpc="http://schemas.microsoft.com/office/word/2010/wordprocessingCanvas" xmlns:cx="http://schemas.microsoft.com/office/drawing/2014/chartex" xmlns:cx1="http://schemas.microsoft.com/office/drawing/2015/9/8/chartex" xmlns:cx2="http://schemas.microsoft.com/office/drawing/2015/10/21/chartex" xmlns:cx3="http://schemas.microsoft.com/office/drawing/2016/5/9/chartex" xmlns:cx4="http://schemas.microsoft.com/office/drawing/2016/5/10/chartex" xmlns:cx5="http://schemas.microsoft.com/office/drawing/2016/5/11/chartex" xmlns:cx6="http://schemas.microsoft.com/office/drawing/2016/5/12/chartex" xmlns:cx7="http://schemas.microsoft.com/office/drawing/2016/5/13/chartex" xmlns:cx8="http://schemas.microsoft.com/office/drawing/2016/5/14/chartex" xmlns:mc="http://schemas.openxmlformats.org/markup-compatibility/2006" xmlns:aink="http://schemas.microsoft.com/office/drawing/2016/ink" xmlns:am3d="http://schemas.microsoft.com/office/drawing/2017/model3d" xmlns:o="urn:schemas-microsoft-com:office:office" xmlns:oel="http://schemas.microsoft.com/office/2019/extlst" xmlns:r="http://schemas.openxmlformats.org/officeDocument/2006/relationships" xmlns:m="http://schemas.openxmlformats.org/officeDocument/2006/math" xmlns:v="urn:schemas-microsoft-com:vml" xmlns:wp14="http://schemas.microsoft.com/office/word/2010/wordprocessingDrawing" xmlns:wp="http://schemas.openxmlformats.org/drawingml/2006/wordprocessingDrawing" xmlns:w10="urn:schemas-microsoft-com:office:word" xmlns:w="http://schemas.openxmlformats.org/wordprocessingml/2006/main" xmlns:w14="http://schemas.microsoft.com/office/word/2010/wordml" xmlns:w15="http://schemas.microsoft.com/office/word/2012/wordml" xmlns:w16cex="http://schemas.microsoft.com/office/word/2018/wordml/cex" xmlns:w16cid="http://schemas.microsoft.com/office/word/2016/wordml/cid" xmlns:w16="http://schemas.microsoft.com/office/word/2018/wordml" xmlns:w16du="http://schemas.microsoft.com/office/word/2023/wordml/word16du" xmlns:w16sdtdh="http://schemas.microsoft.com/office/word/2020/wordml/sdtdatahash" xmlns:w16sdtfl="http://schemas.microsoft.com/office/word/2024/wordml/sdtformatlock" xmlns:w16se="http://schemas.microsoft.com/office/word/2015/wordml/symex" xmlns:wpg="http://schemas.microsoft.com/office/word/2010/wordprocessingGroup" xmlns:wpi="http://schemas.microsoft.com/office/word/2010/wordprocessingInk" xmlns:wne="http://schemas.microsoft.com/office/word/2006/wordml" xmlns:wps="http://schemas.microsoft.com/office/word/2010/wordprocessingShape" mc:Ignorable="w14 w15 w16se w16cid w16 w16cex w16sdtdh w16sdtfl w16du wp14">
+  <w:p>
+    <w:pPr>
+      <w:pStyle w:val="Encabezado"/>
+    </w:pPr>
   </w:p>
 </w:hdr>
 </file>
@@ -5034,6 +5084,7 @@
   <w:style w:type="character" w:default="1" w:styleId="Fuentedeprrafopredeter">
     <w:name w:val="Default Paragraph Font"/>
     <w:uiPriority w:val="1"/>
+    <w:semiHidden/>
     <w:unhideWhenUsed/>
   </w:style>
   <w:style w:type="table" w:default="1" w:styleId="Tablanormal">
